--- a/public/downloads/przykladowa-praca-magisterska-filologia-hiszpanska.docx
+++ b/public/downloads/przykladowa-praca-magisterska-filologia-hiszpanska.docx
@@ -120,7 +120,7 @@
         <w:t xml:space="preserve">— analiza strategii tłumaczenia humoru w polskich napisach do serialu hiszpańskiego. Prace z hispanistyki pisze się PO HISZPAŃSKU (stąd hiszpańskie sekcje); polskie adnotacje objaśniają funkcję części — usuń je w swojej pracy. Specyfika TAV: do klasycznej analizy strategii dochodzą OGRANICZENIA TECHNICZNE napisów (czas, liczba znaków). Pełne poradniki: praca-magisterska.pl/poradniki/</w:t>
       </w:r>
     </w:p>
-    <w:bookmarkStart w:id="20" w:name="resumen"/>
+    <w:bookmarkStart w:id="9" w:name="_resumen"/>
     <w:p>
       <w:pPr>
         <w:pStyle w:val="Heading1"/>
@@ -163,8 +163,8 @@
         <w:t xml:space="preserve">[Resumen po hiszpańsku: przedmiot, korpus z liczbami (142 segmenty, 8 odcinków), kryteria klasyfikacji i wynik z odsetkami. Uczelnie wymagają zwykle też streszczenia po polsku — sprawdź wytyczne. Konsekwentnie hiszpańska terminologia przekładoznawcza (subtitulado, estrategias, restricciones).]</w:t>
       </w:r>
     </w:p>
-    <w:bookmarkEnd w:id="20"/>
-    <w:bookmarkStart w:id="21" w:name="índice"/>
+    <w:bookmarkEnd w:id="9"/>
+    <w:bookmarkStart w:id="10" w:name="_índice"/>
     <w:p>
       <w:pPr>
         <w:pStyle w:val="Heading1"/>
@@ -360,8 +360,8 @@
         <w:t xml:space="preserve"> </w:t>
       </w:r>
     </w:p>
-    <w:bookmarkEnd w:id="21"/>
-    <w:bookmarkStart w:id="23" w:name="capítulo-2.-material-y-método"/>
+    <w:bookmarkEnd w:id="10"/>
+    <w:bookmarkStart w:id="12" w:name="_7e680318bc07a116755d30bef4e42591f383d6b"/>
     <w:p>
       <w:pPr>
         <w:pStyle w:val="Heading1"/>
@@ -370,7 +370,7 @@
         <w:t xml:space="preserve">Capítulo 2. Material y método</w:t>
       </w:r>
     </w:p>
-    <w:bookmarkStart w:id="22" w:name="Xc1b23b3d3b95c26e38bf1b8f2fb4b3798a5679e"/>
+    <w:bookmarkStart w:id="11" w:name="_c1b23b3d3b95c26e38bf1b8f2fb4b3798a5679e"/>
     <w:p>
       <w:pPr>
         <w:pStyle w:val="Heading2"/>
@@ -395,9 +395,9 @@
         <w:t xml:space="preserve">[Identyfikacja humoru jest z natury interpretacyjna — dlatego kryteria + drugi oceniający (hablante nativo!). Każdy segment z kodem czasowym i transkrypcją do aneksu. To hispanistyczny odpowiednik zgodności kodowania.]</w:t>
       </w:r>
     </w:p>
-    <w:bookmarkEnd w:id="22"/>
-    <w:bookmarkEnd w:id="23"/>
-    <w:bookmarkStart w:id="26" w:name="capítulo-3.-análisis"/>
+    <w:bookmarkEnd w:id="11"/>
+    <w:bookmarkEnd w:id="12"/>
+    <w:bookmarkStart w:id="15" w:name="_61ecd224f2f103e724b616dbf7003f3fdc4d136"/>
     <w:p>
       <w:pPr>
         <w:pStyle w:val="Heading1"/>
@@ -406,7 +406,7 @@
         <w:t xml:space="preserve">Capítulo 3. Análisis</w:t>
       </w:r>
     </w:p>
-    <w:bookmarkStart w:id="24" w:name="el-humor-lingüístico-juegos-de-palabras"/>
+    <w:bookmarkStart w:id="13" w:name="_e2a7174d741d882f00e023287e7bbc0f21fc8fc"/>
     <w:p>
       <w:pPr>
         <w:pStyle w:val="Heading2"/>
@@ -647,8 +647,8 @@
         <w:t xml:space="preserve">[Wzorzec analizy TAV: przykład z kodem czasowym → oryginał i napis → nazwana strategia → mechanizm (kompensacja przesunięta). Tabela pokazuje gradient przekładalności typów humoru — to główny wynik ilościowy pracy.]</w:t>
       </w:r>
     </w:p>
-    <w:bookmarkEnd w:id="24"/>
-    <w:bookmarkStart w:id="25" w:name="el-peso-de-las-restricciones-técnicas"/>
+    <w:bookmarkEnd w:id="13"/>
+    <w:bookmarkStart w:id="14" w:name="_ded92b54dd4874cc7c11a6f478bc406b0742bcc"/>
     <w:p>
       <w:pPr>
         <w:pStyle w:val="Heading2"/>
@@ -665,9 +665,9 @@
         <w:t xml:space="preserve">En un 22% de los segmentos la decisión traductora está condicionada por las restricciones del medio: la velocidad de lectura y el límite de caracteres imponen condensación, y las soluciones humorísticas más largas ceden ante la sincronización. El análisis distingue así entre pérdidas atribuibles a la intraducibilidad lingüística y pérdidas atribuibles al medio — distinción central para evaluar con justicia el trabajo del subtitulador.</w:t>
       </w:r>
     </w:p>
-    <w:bookmarkEnd w:id="25"/>
-    <w:bookmarkEnd w:id="26"/>
-    <w:bookmarkStart w:id="27" w:name="capítulo-4.-discusión-y-conclusiones"/>
+    <w:bookmarkEnd w:id="14"/>
+    <w:bookmarkEnd w:id="15"/>
+    <w:bookmarkStart w:id="16" w:name="_61565c4441bdd1153c1f51aeb14b0b21bfb8aee"/>
     <w:p>
       <w:pPr>
         <w:pStyle w:val="Heading1"/>
@@ -684,8 +684,8 @@
         <w:t xml:space="preserve">Los resultados confirman el gradiente de traducibilidad descrito en los estudios sobre humor y TAV: universal &gt; cultural &gt; lingüístico. La aportación específica del trabajo es la cuantificación del peso de las restricciones técnicas (22%) y la documentación de la compensación desplazada como estrategia global del subtitulado analizado. Limitaciones: una sola serie y una sola versión de subtítulos, sin acceso al proceso de traducción ni a la recepción por los espectadores. Líneas futuras: comparación con el doblaje y estudio de recepción.</w:t>
       </w:r>
     </w:p>
-    <w:bookmarkEnd w:id="27"/>
-    <w:bookmarkStart w:id="31" w:name="bibliografía-selección"/>
+    <w:bookmarkEnd w:id="16"/>
+    <w:bookmarkStart w:id="21" w:name="_2ba30c1b5bb98db62c0747e3e02e3401ce55989"/>
     <w:p>
       <w:pPr>
         <w:pStyle w:val="Heading1"/>
@@ -796,7 +796,7 @@
     </w:p>
     <w:p>
       <w:pPr>
-        <w:pStyle w:val="BodyText"/>
+        <w:pStyle w:val="FirstParagraph"/>
       </w:pPr>
       <w:r>
         <w:t xml:space="preserve">Wzór przygotowała redakcja serwisu</w:t>
@@ -824,7 +824,7 @@
           <w:b/>
           <w:bCs/>
         </w:rPr>
-        <w:t xml:space="preserve">Smart-Edu.ai — pierwsza wersja pracy w kilka godzin, nie w kilka miesięcy</w:t>
+        <w:t xml:space="preserve">„Jak napisać pracę magisterską z filologii hiszpańskiej” — przewodnik do tego wzoru</w:t>
       </w:r>
     </w:p>
     <w:p>
@@ -832,21 +832,21 @@
         <w:pStyle w:val="Note"/>
       </w:pPr>
       <w:r>
-        <w:t xml:space="preserve">Podajesz temat, kierunek studiów i wytyczne promotora, a sztuczna inteligencja generuje unikalny, gotowy do edycji tekst: z poprawną strukturą rozdziałów, przypisami i bibliografią. Rejestracja jest darmowa, płacisz wyłącznie za wygenerowany tekst.</w:t>
+        <w:t xml:space="preserve">Wzór pokazuje układ pracy. Przewodnik pokazuje, jak wypełnić każdy rozdział treścią: dobór metody i narzędzi, analiza wyników, typowe uwagi recenzentów. PDF + EPUB, 49 zł, dostęp od razu po płatności.</w:t>
       </w:r>
     </w:p>
     <w:p>
       <w:pPr>
         <w:pStyle w:val="Note"/>
       </w:pPr>
-      <w:hyperlink r:id="rId28">
+      <w:hyperlink r:id="rId17">
         <w:r>
           <w:rPr>
             <w:rStyle w:val="Hyperlink"/>
             <w:b/>
             <w:bCs/>
           </w:rPr>
-          <w:t xml:space="preserve">www.smart-edu.ai/pl/masters-thesis</w:t>
+          <w:t xml:space="preserve">praca-magisterska.pl/sklep/jak-napisac-prace-magisterska-z-filologii-hiszpanskiej/</w:t>
         </w:r>
       </w:hyperlink>
     </w:p>
@@ -855,35 +855,50 @@
         <w:pStyle w:val="BodyText"/>
       </w:pPr>
       <w:r>
-        <w:t xml:space="preserve">Wolisz napisać pracę w pełni samodzielnie? Pomoże Ci ebook</w:t>
-      </w:r>
-      <w:r>
-        <w:t xml:space="preserve"> </w:t>
-      </w:r>
-      <w:r>
-        <w:rPr>
-          <w:b/>
-          <w:bCs/>
-        </w:rPr>
-        <w:t xml:space="preserve">„Jak napisać pracę magisterską. Kompletny przewodnik od A do Z”</w:t>
-      </w:r>
-      <w:r>
-        <w:t xml:space="preserve"> </w:t>
-      </w:r>
-      <w:r>
-        <w:t xml:space="preserve">— 250 stron praktycznych wskazówek, szablonów i checklist, z rozdziałem o etycznym korzystaniu z AI:</w:t>
-      </w:r>
-      <w:r>
-        <w:t xml:space="preserve"> </w:t>
-      </w:r>
-      <w:hyperlink r:id="rId29">
+        <w:t xml:space="preserve">Chcesz zobaczyć kompletną pracę z przypisami i bibliografią? Zajrzyj do</w:t>
+      </w:r>
+      <w:r>
+        <w:t xml:space="preserve"> </w:t>
+      </w:r>
+      <w:hyperlink r:id="rId18">
         <w:r>
           <w:rPr>
             <w:rStyle w:val="Hyperlink"/>
           </w:rPr>
-          <w:t xml:space="preserve">www.praca-magisterska.pl/sklep/praca-magisterska-ebook/</w:t>
+          <w:t xml:space="preserve">katalogu gotowych prac wzorcowych</w:t>
         </w:r>
       </w:hyperlink>
+      <w:r>
+        <w:t xml:space="preserve"> </w:t>
+      </w:r>
+      <w:r>
+        <w:t xml:space="preserve">(59 zł za pracę).</w:t>
+      </w:r>
+    </w:p>
+    <w:p>
+      <w:pPr>
+        <w:pStyle w:val="BodyText"/>
+      </w:pPr>
+      <w:r>
+        <w:t xml:space="preserve">Generator</w:t>
+      </w:r>
+      <w:r>
+        <w:t xml:space="preserve"> </w:t>
+      </w:r>
+      <w:hyperlink r:id="rId19">
+        <w:r>
+          <w:rPr>
+            <w:rStyle w:val="Hyperlink"/>
+          </w:rPr>
+          <w:t xml:space="preserve">Smart-Edu.ai</w:t>
+        </w:r>
+      </w:hyperlink>
+      <w:r>
+        <w:t xml:space="preserve"> </w:t>
+      </w:r>
+      <w:r>
+        <w:t xml:space="preserve">przygotuje pierwszą wersję tekstu z pomocą sztucznej inteligencji, jeśli wolisz zacząć od szkicu.</w:t>
+      </w:r>
     </w:p>
     <w:p>
       <w:pPr>
@@ -899,7 +914,7 @@
       <w:r>
         <w:t xml:space="preserve"> </w:t>
       </w:r>
-      <w:hyperlink r:id="rId30">
+      <w:hyperlink r:id="rId20">
         <w:r>
           <w:rPr>
             <w:rStyle w:val="Hyperlink"/>
@@ -910,7 +925,7 @@
         </w:r>
       </w:hyperlink>
     </w:p>
-    <w:bookmarkEnd w:id="31"/>
+    <w:bookmarkEnd w:id="21"/>
     <w:sectPr/>
   </w:body>
 </w:document>
